--- a/public/temas/ejercicio-3/ESQUEMA TEMA 18.docx
+++ b/public/temas/ejercicio-3/ESQUEMA TEMA 18.docx
@@ -266,7 +266,7 @@
           <w:rFonts w:ascii="Cambria" w:hAnsi="Cambria" w:cs="Cambria" w:eastAsia="Cambria"/>
           <w:sz w:val="22"/>
         </w:rPr>
-        <w:t>, inversiones exteriores (sustituyó al RD 664/1999)</w:t>
+        <w:t>, inversiones exteriores (sustituyó al Real Decreto 664/1999)</w:t>
       </w:r>
     </w:p>
     <w:p>
@@ -416,7 +416,7 @@
           <w:rFonts w:ascii="Cambria" w:hAnsi="Cambria" w:cs="Cambria" w:eastAsia="Cambria"/>
           <w:sz w:val="22"/>
         </w:rPr>
-        <w:t xml:space="preserve"> de IED que afecte a seguridad, orden o salud públicos (Ley 19/2003 y RD 571/2023)</w:t>
+        <w:t xml:space="preserve"> de IED que afecte a seguridad, orden o salud públicos (Ley 19/2003 y Real Decreto 571/2023)</w:t>
       </w:r>
     </w:p>
     <w:p>
@@ -495,7 +495,7 @@
           <w:rFonts w:ascii="Cambria" w:hAnsi="Cambria" w:cs="Cambria" w:eastAsia="Cambria"/>
           <w:sz w:val="22"/>
         </w:rPr>
-        <w:t>RD 571/2023</w:t>
+        <w:t>Real Decreto 571/2023</w:t>
       </w:r>
     </w:p>
     <w:p>
@@ -638,7 +638,7 @@
           <w:rFonts w:ascii="Cambria" w:hAnsi="Cambria" w:cs="Cambria" w:eastAsia="Cambria"/>
           <w:sz w:val="22"/>
         </w:rPr>
-        <w:t>RD 571/2023 incluye aportaciones de socios y financiación intragrupo</w:t>
+        <w:t>Real Decreto 571/2023 incluye aportaciones de socios y financiación intragrupo</w:t>
       </w:r>
     </w:p>
     <w:p>
@@ -840,7 +840,7 @@
           <w:rFonts w:ascii="Cambria" w:hAnsi="Cambria" w:cs="Cambria" w:eastAsia="Cambria"/>
           <w:sz w:val="22"/>
         </w:rPr>
-        <w:t>Art. 7 bis Ley 19/2003 (Real Decreto-ley 8/2020), desarrollado por RD 571/2023</w:t>
+        <w:t>Art. 7 bis Ley 19/2003 (Real Decreto-ley 8/2020), desarrollado por Real Decreto 571/2023</w:t>
       </w:r>
     </w:p>
     <w:p>
@@ -920,7 +920,7 @@
           <w:b/>
           <w:sz w:val="22"/>
         </w:rPr>
-        <w:t>500 millones de euros</w:t>
+        <w:t>500 M€</w:t>
       </w:r>
       <w:r>
         <w:rPr>
